--- a/pr-preview/pr-94/mcmc-handout.docx
+++ b/pr-preview/pr-94/mcmc-handout.docx
@@ -15,7 +15,7 @@
         <w:pStyle w:val="Date"/>
       </w:pPr>
       <w:r>
-        <w:t xml:space="preserve">Last modified: 2026-10-08 19:03:31 (PDT)</w:t>
+        <w:t xml:space="preserve">Last modified: 2026-10-08 19:33:33 (PDT)</w:t>
       </w:r>
     </w:p>
     <w:p>
@@ -107,7 +107,7 @@
         <w:t xml:space="preserve">(Statistical Rethinking 2026, Lecture A08).</w:t>
       </w:r>
     </w:p>
-    <w:bookmarkStart w:id="29" w:name="sec-foundations"/>
+    <w:bookmarkStart w:id="30" w:name="sec-foundations"/>
     <w:p>
       <w:pPr>
         <w:pStyle w:val="Heading2"/>
@@ -2750,7 +2750,7 @@
     </w:p>
     <w:bookmarkEnd w:id="17"/>
     <w:bookmarkEnd w:id="18"/>
-    <w:bookmarkStart w:id="28" w:name="markov-chains"/>
+    <w:bookmarkStart w:id="29" w:name="markov-chains"/>
     <w:p>
       <w:pPr>
         <w:pStyle w:val="Heading3"/>
@@ -8998,6 +8998,54 @@
           </m:rPr>
           <m:t>−</m:t>
         </m:r>
+        <m:sSup>
+          <m:e>
+            <m:r>
+              <m:t>0.9</m:t>
+            </m:r>
+          </m:e>
+          <m:sup>
+            <m:r>
+              <m:t>2</m:t>
+            </m:r>
+          </m:sup>
+        </m:sSup>
+        <m:r>
+          <m:rPr>
+            <m:sty m:val="p"/>
+          </m:rPr>
+          <m:t>)</m:t>
+        </m:r>
+        <m:r>
+          <m:rPr>
+            <m:sty m:val="p"/>
+          </m:rPr>
+          <m:t>=</m:t>
+        </m:r>
+        <m:r>
+          <m:t>1</m:t>
+        </m:r>
+        <m:r>
+          <m:rPr>
+            <m:sty m:val="p"/>
+          </m:rPr>
+          <m:t>/</m:t>
+        </m:r>
+        <m:r>
+          <m:rPr>
+            <m:sty m:val="p"/>
+          </m:rPr>
+          <m:t>(</m:t>
+        </m:r>
+        <m:r>
+          <m:t>1</m:t>
+        </m:r>
+        <m:r>
+          <m:rPr>
+            <m:sty m:val="p"/>
+          </m:rPr>
+          <m:t>−</m:t>
+        </m:r>
         <m:r>
           <m:t>0.81</m:t>
         </m:r>
@@ -9006,6 +9054,24 @@
             <m:sty m:val="p"/>
           </m:rPr>
           <m:t>)</m:t>
+        </m:r>
+        <m:r>
+          <m:rPr>
+            <m:sty m:val="p"/>
+          </m:rPr>
+          <m:t>=</m:t>
+        </m:r>
+        <m:r>
+          <m:t>1</m:t>
+        </m:r>
+        <m:r>
+          <m:rPr>
+            <m:sty m:val="p"/>
+          </m:rPr>
+          <m:t>/</m:t>
+        </m:r>
+        <m:r>
+          <m:t>0.19</m:t>
         </m:r>
         <m:r>
           <m:rPr>
@@ -9697,9 +9763,287 @@
       </w:r>
     </w:p>
     <w:bookmarkEnd w:id="27"/>
+    <w:bookmarkStart w:id="28" w:name="thm-ar1-stationary"/>
     <w:p>
       <w:pPr>
         <w:pStyle w:val="FirstParagraph"/>
+      </w:pPr>
+      <w:r>
+        <w:rPr>
+          <w:b/>
+          <w:bCs/>
+        </w:rPr>
+        <w:t xml:space="preserve">Theorem 1 (Stationary distribution of the autoregressive chain)</w:t>
+      </w:r>
+      <w:r>
+        <w:t xml:space="preserve"> </w:t>
+      </w:r>
+      <w:r>
+        <w:t xml:space="preserve">For the chain of</w:t>
+      </w:r>
+      <w:r>
+        <w:t xml:space="preserve"> </w:t>
+      </w:r>
+      <w:hyperlink w:anchor="exm-ar1-chain">
+        <w:r>
+          <w:rPr>
+            <w:rStyle w:val="Hyperlink"/>
+          </w:rPr>
+          <w:t xml:space="preserve">Example 4</w:t>
+        </w:r>
+      </w:hyperlink>
+      <w:r>
+        <w:t xml:space="preserve"> </w:t>
+      </w:r>
+      <w:r>
+        <w:t xml:space="preserve">with</w:t>
+      </w:r>
+      <w:r>
+        <w:t xml:space="preserve"> </w:t>
+      </w:r>
+      <m:oMath>
+        <m:r>
+          <m:t>​</m:t>
+        </m:r>
+        <m:d>
+          <m:dPr>
+            <m:begChr m:val="|"/>
+            <m:sepChr m:val=""/>
+            <m:endChr m:val="|"/>
+            <m:grow/>
+          </m:dPr>
+          <m:e>
+            <m:r>
+              <m:t>ρ</m:t>
+            </m:r>
+          </m:e>
+        </m:d>
+        <m:r>
+          <m:t>​</m:t>
+        </m:r>
+        <m:r>
+          <m:rPr>
+            <m:sty m:val="p"/>
+          </m:rPr>
+          <m:t>&lt;</m:t>
+        </m:r>
+        <m:r>
+          <m:t>1</m:t>
+        </m:r>
+      </m:oMath>
+      <w:r>
+        <w:t xml:space="preserve">,</w:t>
+      </w:r>
+      <w:r>
+        <w:t xml:space="preserve"> </w:t>
+      </w:r>
+      <w:r>
+        <w:t xml:space="preserve">the normal distribution with mean 0 and variance</w:t>
+      </w:r>
+      <w:r>
+        <w:t xml:space="preserve"> </w:t>
+      </w:r>
+      <m:oMath>
+        <m:sSup>
+          <m:e>
+            <m:r>
+              <m:t>σ</m:t>
+            </m:r>
+          </m:e>
+          <m:sup>
+            <m:r>
+              <m:t>2</m:t>
+            </m:r>
+          </m:sup>
+        </m:sSup>
+        <m:r>
+          <m:rPr>
+            <m:sty m:val="p"/>
+          </m:rPr>
+          <m:t>/</m:t>
+        </m:r>
+        <m:r>
+          <m:rPr>
+            <m:sty m:val="p"/>
+          </m:rPr>
+          <m:t>(</m:t>
+        </m:r>
+        <m:r>
+          <m:t>1</m:t>
+        </m:r>
+        <m:r>
+          <m:rPr>
+            <m:sty m:val="p"/>
+          </m:rPr>
+          <m:t>−</m:t>
+        </m:r>
+        <m:sSup>
+          <m:e>
+            <m:r>
+              <m:t>ρ</m:t>
+            </m:r>
+          </m:e>
+          <m:sup>
+            <m:r>
+              <m:t>2</m:t>
+            </m:r>
+          </m:sup>
+        </m:sSup>
+        <m:r>
+          <m:rPr>
+            <m:sty m:val="p"/>
+          </m:rPr>
+          <m:t>)</m:t>
+        </m:r>
+      </m:oMath>
+      <w:r>
+        <w:t xml:space="preserve"> </w:t>
+      </w:r>
+      <w:r>
+        <w:t xml:space="preserve">is a</w:t>
+      </w:r>
+      <w:r>
+        <w:t xml:space="preserve"> </w:t>
+      </w:r>
+      <w:hyperlink w:anchor="def-stationary-distribution">
+        <w:r>
+          <w:rPr>
+            <w:rStyle w:val="Hyperlink"/>
+          </w:rPr>
+          <w:t xml:space="preserve">stationary distribution</w:t>
+        </w:r>
+      </w:hyperlink>
+      <w:r>
+        <w:t xml:space="preserve">:</w:t>
+      </w:r>
+    </w:p>
+    <w:p>
+      <w:pPr>
+        <w:pStyle w:val="BodyText"/>
+      </w:pPr>
+      <m:oMathPara>
+        <m:oMathParaPr>
+          <m:jc m:val="center"/>
+        </m:oMathParaPr>
+        <m:oMath>
+          <m:r>
+            <m:rPr>
+              <m:sty m:val="p"/>
+            </m:rPr>
+            <m:t>N</m:t>
+          </m:r>
+          <m:r>
+            <m:t>​</m:t>
+          </m:r>
+          <m:d>
+            <m:dPr>
+              <m:begChr m:val="("/>
+              <m:sepChr m:val=""/>
+              <m:endChr m:val=")"/>
+              <m:grow/>
+            </m:dPr>
+            <m:e>
+              <m:r>
+                <m:t>0</m:t>
+              </m:r>
+              <m:r>
+                <m:rPr>
+                  <m:sty m:val="p"/>
+                </m:rPr>
+                <m:t>,</m:t>
+              </m:r>
+              <m:f>
+                <m:fPr>
+                  <m:type m:val="bar"/>
+                </m:fPr>
+                <m:num>
+                  <m:sSup>
+                    <m:e>
+                      <m:r>
+                        <m:t>σ</m:t>
+                      </m:r>
+                    </m:e>
+                    <m:sup>
+                      <m:r>
+                        <m:t>2</m:t>
+                      </m:r>
+                    </m:sup>
+                  </m:sSup>
+                </m:num>
+                <m:den>
+                  <m:r>
+                    <m:t>1</m:t>
+                  </m:r>
+                  <m:r>
+                    <m:rPr>
+                      <m:sty m:val="p"/>
+                    </m:rPr>
+                    <m:t>−</m:t>
+                  </m:r>
+                  <m:sSup>
+                    <m:e>
+                      <m:r>
+                        <m:t>ρ</m:t>
+                      </m:r>
+                    </m:e>
+                    <m:sup>
+                      <m:r>
+                        <m:t>2</m:t>
+                      </m:r>
+                    </m:sup>
+                  </m:sSup>
+                </m:den>
+              </m:f>
+            </m:e>
+          </m:d>
+          <m:r>
+            <m:t>​</m:t>
+          </m:r>
+          <m:r>
+            <m:rPr>
+              <m:sty m:val="p"/>
+            </m:rPr>
+            <m:t>.</m:t>
+          </m:r>
+        </m:oMath>
+      </m:oMathPara>
+    </w:p>
+    <w:bookmarkEnd w:id="28"/>
+    <w:p>
+      <w:pPr>
+        <w:pStyle w:val="FirstParagraph"/>
+      </w:pPr>
+      <w:r>
+        <w:rPr>
+          <w:i/>
+          <w:iCs/>
+        </w:rPr>
+        <w:t xml:space="preserve">Proof</w:t>
+      </w:r>
+      <w:r>
+        <w:t xml:space="preserve">. </w:t>
+      </w:r>
+      <w:r>
+        <w:t xml:space="preserve">This result is the solution to</w:t>
+      </w:r>
+      <w:r>
+        <w:t xml:space="preserve"> </w:t>
+      </w:r>
+      <w:hyperlink w:anchor="exr-ar1-stationary">
+        <w:r>
+          <w:rPr>
+            <w:rStyle w:val="Hyperlink"/>
+          </w:rPr>
+          <w:t xml:space="preserve">Exercise 1</w:t>
+        </w:r>
+      </w:hyperlink>
+      <w:r>
+        <w:t xml:space="preserve">.</w:t>
+      </w:r>
+    </w:p>
+    <w:p>
+      <w:pPr>
+        <w:pStyle w:val="BodyText"/>
       </w:pPr>
       <w:r>
         <w:t xml:space="preserve">Under conditions on its transition probabilities</w:t>
@@ -9900,9 +10244,9 @@
         <w:t xml:space="preserve">in place of independent draws.</w:t>
       </w:r>
     </w:p>
-    <w:bookmarkEnd w:id="28"/>
     <w:bookmarkEnd w:id="29"/>
-    <w:bookmarkStart w:id="51" w:name="sec-samplers"/>
+    <w:bookmarkEnd w:id="30"/>
+    <w:bookmarkStart w:id="52" w:name="sec-samplers"/>
     <w:p>
       <w:pPr>
         <w:pStyle w:val="Heading2"/>
@@ -9911,7 +10255,7 @@
         <w:t xml:space="preserve">2 MCMC samplers</w:t>
       </w:r>
     </w:p>
-    <w:bookmarkStart w:id="38" w:name="the-metropolishastings-algorithm"/>
+    <w:bookmarkStart w:id="39" w:name="the-metropolishastings-algorithm"/>
     <w:p>
       <w:pPr>
         <w:pStyle w:val="Heading3"/>
@@ -9920,7 +10264,7 @@
         <w:t xml:space="preserve">2.1 The Metropolis–Hastings algorithm</w:t>
       </w:r>
     </w:p>
-    <w:bookmarkStart w:id="30" w:name="def-proposal-distribution"/>
+    <w:bookmarkStart w:id="31" w:name="def-proposal-distribution"/>
     <w:p>
       <w:pPr>
         <w:pStyle w:val="FirstParagraph"/>
@@ -10060,8 +10404,8 @@
         <w:t xml:space="preserve">.</w:t>
       </w:r>
     </w:p>
-    <w:bookmarkEnd w:id="30"/>
-    <w:bookmarkStart w:id="31" w:name="def-symmetric-proposal"/>
+    <w:bookmarkEnd w:id="31"/>
+    <w:bookmarkStart w:id="32" w:name="def-symmetric-proposal"/>
     <w:p>
       <w:pPr>
         <w:pStyle w:val="BodyText"/>
@@ -10287,8 +10631,8 @@
         <w:t xml:space="preserve">.</w:t>
       </w:r>
     </w:p>
-    <w:bookmarkEnd w:id="31"/>
-    <w:bookmarkStart w:id="32" w:name="exm-proposal-distribution"/>
+    <w:bookmarkEnd w:id="32"/>
+    <w:bookmarkStart w:id="33" w:name="exm-proposal-distribution"/>
     <w:p>
       <w:pPr>
         <w:pStyle w:val="BodyText"/>
@@ -10592,8 +10936,8 @@
         <w:t xml:space="preserve">only through its square.</w:t>
       </w:r>
     </w:p>
-    <w:bookmarkEnd w:id="32"/>
-    <w:bookmarkStart w:id="33" w:name="def-acceptance-ratio"/>
+    <w:bookmarkEnd w:id="33"/>
+    <w:bookmarkStart w:id="34" w:name="def-acceptance-ratio"/>
     <w:p>
       <w:pPr>
         <w:pStyle w:val="BodyText"/>
@@ -11298,8 +11642,8 @@
         </m:oMath>
       </m:oMathPara>
     </w:p>
-    <w:bookmarkEnd w:id="33"/>
-    <w:bookmarkStart w:id="34" w:name="exm-acceptance-ratio"/>
+    <w:bookmarkEnd w:id="34"/>
+    <w:bookmarkStart w:id="35" w:name="exm-acceptance-ratio"/>
     <w:p>
       <w:pPr>
         <w:pStyle w:val="FirstParagraph"/>
@@ -11759,8 +12103,8 @@
         <w:t xml:space="preserve">.</w:t>
       </w:r>
     </w:p>
-    <w:bookmarkEnd w:id="34"/>
-    <w:bookmarkStart w:id="35" w:name="def-mh"/>
+    <w:bookmarkEnd w:id="35"/>
+    <w:bookmarkStart w:id="36" w:name="def-mh"/>
     <w:p>
       <w:pPr>
         <w:pStyle w:val="BodyText"/>
@@ -12425,7 +12769,7 @@
         <w:t xml:space="preserve">(reject it).</w:t>
       </w:r>
     </w:p>
-    <w:bookmarkEnd w:id="35"/>
+    <w:bookmarkEnd w:id="36"/>
     <w:p>
       <w:pPr>
         <w:pStyle w:val="FirstParagraph"/>
@@ -12630,7 +12974,7 @@
       <w:r>
         <w:t xml:space="preserve">(</w:t>
       </w:r>
-      <w:hyperlink r:id="rId36">
+      <w:hyperlink r:id="rId37">
         <w:r>
           <w:rPr>
             <w:rStyle w:val="Hyperlink"/>
@@ -12811,7 +13155,7 @@
         <w:t xml:space="preserve">.</w:t>
       </w:r>
     </w:p>
-    <w:bookmarkStart w:id="37" w:name="exm-mh-bernoulli"/>
+    <w:bookmarkStart w:id="38" w:name="exm-mh-bernoulli"/>
     <w:p>
       <w:pPr>
         <w:pStyle w:val="BodyText"/>
@@ -14483,9 +14827,9 @@
         <w:t xml:space="preserve">.</w:t>
       </w:r>
     </w:p>
-    <w:bookmarkEnd w:id="37"/>
     <w:bookmarkEnd w:id="38"/>
-    <w:bookmarkStart w:id="46" w:name="sec-burnin"/>
+    <w:bookmarkEnd w:id="39"/>
+    <w:bookmarkStart w:id="47" w:name="sec-burnin"/>
     <w:p>
       <w:pPr>
         <w:pStyle w:val="Heading3"/>
@@ -14494,7 +14838,7 @@
         <w:t xml:space="preserve">2.2 Trace plots and burn-in</w:t>
       </w:r>
     </w:p>
-    <w:bookmarkStart w:id="39" w:name="def-trace-plot"/>
+    <w:bookmarkStart w:id="40" w:name="def-trace-plot"/>
     <w:p>
       <w:pPr>
         <w:pStyle w:val="FirstParagraph"/>
@@ -14535,8 +14879,8 @@
         <w:t xml:space="preserve">plots each sampled value of a parameter against its iteration number.</w:t>
       </w:r>
     </w:p>
-    <w:bookmarkEnd w:id="39"/>
-    <w:bookmarkStart w:id="40" w:name="def-burnin"/>
+    <w:bookmarkEnd w:id="40"/>
+    <w:bookmarkStart w:id="41" w:name="def-burnin"/>
     <w:p>
       <w:pPr>
         <w:pStyle w:val="BodyText"/>
@@ -14586,7 +14930,7 @@
         <w:t xml:space="preserve">.</w:t>
       </w:r>
     </w:p>
-    <w:bookmarkEnd w:id="40"/>
+    <w:bookmarkEnd w:id="41"/>
     <w:p>
       <w:pPr>
         <w:pStyle w:val="BodyText"/>
@@ -14648,7 +14992,7 @@
         <w:t xml:space="preserve">and are moving around the same region.</w:t>
       </w:r>
     </w:p>
-    <w:bookmarkStart w:id="45" w:name="exm-burnin"/>
+    <w:bookmarkStart w:id="46" w:name="exm-burnin"/>
     <w:p>
       <w:pPr>
         <w:pStyle w:val="BodyText"/>
@@ -14742,7 +15086,7 @@
       <w:tr>
         <w:tc>
           <w:tcPr/>
-          <w:bookmarkStart w:id="44" w:name="fig-mh-burnin"/>
+          <w:bookmarkStart w:id="45" w:name="fig-mh-burnin"/>
           <w:p>
             <w:pPr>
               <w:pStyle w:val="SourceCode"/>
@@ -15520,18 +15864,18 @@
                 <wp:inline>
                   <wp:extent cx="4620126" cy="3696101"/>
                   <wp:effectExtent b="0" l="0" r="0" t="0"/>
-                  <wp:docPr descr="" title="" id="42" name="Picture"/>
+                  <wp:docPr descr="" title="" id="43" name="Picture"/>
                   <a:graphic>
                     <a:graphicData uri="http://schemas.openxmlformats.org/drawingml/2006/picture">
                       <pic:pic>
                         <pic:nvPicPr>
-                          <pic:cNvPr descr="mcmc_files/figure-docx/unnamed-chunk-1-1.png" id="43" name="Picture"/>
+                          <pic:cNvPr descr="mcmc_files/figure-docx/unnamed-chunk-1-1.png" id="44" name="Picture"/>
                           <pic:cNvPicPr>
                             <a:picLocks noChangeArrowheads="1" noChangeAspect="1"/>
                           </pic:cNvPicPr>
                         </pic:nvPicPr>
                         <pic:blipFill>
-                          <a:blip r:embed="rId41"/>
+                          <a:blip r:embed="rId42"/>
                           <a:stretch>
                             <a:fillRect/>
                           </a:stretch>
@@ -15643,7 +15987,7 @@
               <w:t xml:space="preserve">.</w:t>
             </w:r>
           </w:p>
-          <w:bookmarkEnd w:id="44"/>
+          <w:bookmarkEnd w:id="45"/>
         </w:tc>
       </w:tr>
     </w:tbl>
@@ -15687,9 +16031,9 @@
         <w:t xml:space="preserve">leaves a generous margin.</w:t>
       </w:r>
     </w:p>
-    <w:bookmarkEnd w:id="45"/>
     <w:bookmarkEnd w:id="46"/>
-    <w:bookmarkStart w:id="50" w:name="the-gibbs-sampler"/>
+    <w:bookmarkEnd w:id="47"/>
+    <w:bookmarkStart w:id="51" w:name="the-gibbs-sampler"/>
     <w:p>
       <w:pPr>
         <w:pStyle w:val="Heading3"/>
@@ -15698,7 +16042,7 @@
         <w:t xml:space="preserve">2.3 The Gibbs sampler</w:t>
       </w:r>
     </w:p>
-    <w:bookmarkStart w:id="47" w:name="def-full-conditional"/>
+    <w:bookmarkStart w:id="48" w:name="def-full-conditional"/>
     <w:p>
       <w:pPr>
         <w:pStyle w:val="FirstParagraph"/>
@@ -16008,8 +16352,8 @@
         <w:t xml:space="preserve">.</w:t>
       </w:r>
     </w:p>
-    <w:bookmarkEnd w:id="47"/>
-    <w:bookmarkStart w:id="48" w:name="def-gibbs-sampler"/>
+    <w:bookmarkEnd w:id="48"/>
+    <w:bookmarkStart w:id="49" w:name="def-gibbs-sampler"/>
     <w:p>
       <w:pPr>
         <w:pStyle w:val="BodyText"/>
@@ -16294,7 +16638,7 @@
         <w:t xml:space="preserve">.</w:t>
       </w:r>
     </w:p>
-    <w:bookmarkEnd w:id="48"/>
+    <w:bookmarkEnd w:id="49"/>
     <w:p>
       <w:pPr>
         <w:pStyle w:val="BodyText"/>
@@ -16389,7 +16733,7 @@
         <w:t xml:space="preserve">.</w:t>
       </w:r>
     </w:p>
-    <w:bookmarkStart w:id="49" w:name="exm-gibbs-bivariate-normal"/>
+    <w:bookmarkStart w:id="50" w:name="exm-gibbs-bivariate-normal"/>
     <w:p>
       <w:pPr>
         <w:pStyle w:val="BodyText"/>
@@ -18724,10 +19068,10 @@
         <w:t xml:space="preserve">than 2,000 independent ones.</w:t>
       </w:r>
     </w:p>
-    <w:bookmarkEnd w:id="49"/>
     <w:bookmarkEnd w:id="50"/>
     <w:bookmarkEnd w:id="51"/>
-    <w:bookmarkStart w:id="59" w:name="sec-diagnostics"/>
+    <w:bookmarkEnd w:id="52"/>
+    <w:bookmarkStart w:id="60" w:name="sec-diagnostics"/>
     <w:p>
       <w:pPr>
         <w:pStyle w:val="Heading2"/>
@@ -18800,7 +19144,7 @@
         <w:t xml:space="preserve">by comparing several chains started from different values.</w:t>
       </w:r>
     </w:p>
-    <w:bookmarkStart w:id="52" w:name="def-psrf"/>
+    <w:bookmarkStart w:id="53" w:name="def-psrf"/>
     <w:p>
       <w:pPr>
         <w:pStyle w:val="BodyText"/>
@@ -19497,7 +19841,7 @@
         </m:oMath>
       </m:oMathPara>
     </w:p>
-    <w:bookmarkEnd w:id="52"/>
+    <w:bookmarkEnd w:id="53"/>
     <w:p>
       <w:pPr>
         <w:pStyle w:val="FirstParagraph"/>
@@ -19922,7 +20266,7 @@
         <w:t xml:space="preserve">chains that are all stuck in the same wrong region also agree.</w:t>
       </w:r>
     </w:p>
-    <w:bookmarkStart w:id="53" w:name="exm-psrf"/>
+    <w:bookmarkStart w:id="54" w:name="exm-psrf"/>
     <w:p>
       <w:pPr>
         <w:pStyle w:val="BodyText"/>
@@ -20753,8 +21097,8 @@
         <w:t xml:space="preserve">after burn-in it is essentially 1.</w:t>
       </w:r>
     </w:p>
-    <w:bookmarkEnd w:id="53"/>
-    <w:bookmarkStart w:id="57" w:name="sec-mcmc-vs-mle"/>
+    <w:bookmarkEnd w:id="54"/>
+    <w:bookmarkStart w:id="58" w:name="sec-mcmc-vs-mle"/>
     <w:p>
       <w:pPr>
         <w:pStyle w:val="Heading3"/>
@@ -20785,7 +21129,7 @@
       <w:r>
         <w:t xml:space="preserve"> </w:t>
       </w:r>
-      <w:hyperlink r:id="rId54">
+      <w:hyperlink r:id="rId55">
         <w:r>
           <w:rPr>
             <w:rStyle w:val="Hyperlink"/>
@@ -20808,7 +21152,7 @@
       <w:r>
         <w:t xml:space="preserve"> </w:t>
       </w:r>
-      <w:hyperlink r:id="rId55">
+      <w:hyperlink r:id="rId56">
         <w:r>
           <w:rPr>
             <w:rStyle w:val="Hyperlink"/>
@@ -20858,7 +21202,7 @@
         <w:t xml:space="preserve">Comparing the two is therefore a useful check on an MCMC analysis.</w:t>
       </w:r>
     </w:p>
-    <w:bookmarkStart w:id="56" w:name="exm-mcmc-vs-mle"/>
+    <w:bookmarkStart w:id="57" w:name="exm-mcmc-vs-mle"/>
     <w:p>
       <w:pPr>
         <w:pStyle w:val="BodyText"/>
@@ -22029,7 +22373,7 @@
         <w:t xml:space="preserve">and so with the maximum likelihood estimate to about two decimal places.</w:t>
       </w:r>
     </w:p>
-    <w:bookmarkEnd w:id="56"/>
+    <w:bookmarkEnd w:id="57"/>
     <w:p>
       <w:pPr>
         <w:pStyle w:val="BodyText"/>
@@ -22062,8 +22406,8 @@
         <w:t xml:space="preserve">or a coding error in the model.</w:t>
       </w:r>
     </w:p>
-    <w:bookmarkEnd w:id="57"/>
-    <w:bookmarkStart w:id="58" w:name="sec-mcmc-parameterization"/>
+    <w:bookmarkEnd w:id="58"/>
+    <w:bookmarkStart w:id="59" w:name="sec-mcmc-parameterization"/>
     <w:p>
       <w:pPr>
         <w:pStyle w:val="Heading3"/>
@@ -22244,9 +22588,9 @@
         <w:t xml:space="preserve">they alter only the geometry the sampler must explore.</w:t>
       </w:r>
     </w:p>
-    <w:bookmarkEnd w:id="58"/>
     <w:bookmarkEnd w:id="59"/>
-    <w:bookmarkStart w:id="67" w:name="sec-dic"/>
+    <w:bookmarkEnd w:id="60"/>
+    <w:bookmarkStart w:id="68" w:name="sec-dic"/>
     <w:p>
       <w:pPr>
         <w:pStyle w:val="Heading2"/>
@@ -22277,7 +22621,7 @@
       <w:r>
         <w:t xml:space="preserve"> </w:t>
       </w:r>
-      <w:hyperlink r:id="rId60">
+      <w:hyperlink r:id="rId61">
         <w:r>
           <w:rPr>
             <w:rStyle w:val="Hyperlink"/>
@@ -22313,7 +22657,7 @@
         <w:t xml:space="preserve">.</w:t>
       </w:r>
     </w:p>
-    <w:bookmarkStart w:id="61" w:name="def-bayes-deviance"/>
+    <w:bookmarkStart w:id="62" w:name="def-bayes-deviance"/>
     <w:p>
       <w:pPr>
         <w:pStyle w:val="BodyText"/>
@@ -22496,8 +22840,8 @@
         </m:oMath>
       </m:oMathPara>
     </w:p>
-    <w:bookmarkEnd w:id="61"/>
-    <w:bookmarkStart w:id="62" w:name="rem-bayes-deviance-constant"/>
+    <w:bookmarkEnd w:id="62"/>
+    <w:bookmarkStart w:id="63" w:name="rem-bayes-deviance-constant"/>
     <w:p>
       <w:pPr>
         <w:pStyle w:val="FirstParagraph"/>
@@ -22552,8 +22896,8 @@
         <w:t xml:space="preserve">so the two differ by a constant that cancels in comparisons between models of the same data.</w:t>
       </w:r>
     </w:p>
-    <w:bookmarkEnd w:id="62"/>
-    <w:bookmarkStart w:id="63" w:name="def-effective-parameters"/>
+    <w:bookmarkEnd w:id="63"/>
+    <w:bookmarkStart w:id="64" w:name="def-effective-parameters"/>
     <w:p>
       <w:pPr>
         <w:pStyle w:val="BodyText"/>
@@ -22909,8 +23253,8 @@
         </m:oMath>
       </m:oMathPara>
     </w:p>
-    <w:bookmarkEnd w:id="63"/>
-    <w:bookmarkStart w:id="64" w:name="def-dic"/>
+    <w:bookmarkEnd w:id="64"/>
+    <w:bookmarkStart w:id="65" w:name="def-dic"/>
     <w:p>
       <w:pPr>
         <w:pStyle w:val="FirstParagraph"/>
@@ -23120,7 +23464,7 @@
         <w:t xml:space="preserve">.</w:t>
       </w:r>
     </w:p>
-    <w:bookmarkEnd w:id="64"/>
+    <w:bookmarkEnd w:id="65"/>
     <w:p>
       <w:pPr>
         <w:pStyle w:val="BodyText"/>
@@ -23781,7 +24125,7 @@
         <w:t xml:space="preserve">so DIC is a by-product of an MCMC run.</w:t>
       </w:r>
     </w:p>
-    <w:bookmarkStart w:id="65" w:name="exm-dic-bernoulli"/>
+    <w:bookmarkStart w:id="66" w:name="exm-dic-bernoulli"/>
     <w:p>
       <w:pPr>
         <w:pStyle w:val="BodyText"/>
@@ -24771,8 +25115,8 @@
         <w:t xml:space="preserve">is close to 1.</w:t>
       </w:r>
     </w:p>
-    <w:bookmarkEnd w:id="65"/>
-    <w:bookmarkStart w:id="66" w:name="rem-dic-caveats"/>
+    <w:bookmarkEnd w:id="66"/>
+    <w:bookmarkStart w:id="67" w:name="rem-dic-caveats"/>
     <w:p>
       <w:pPr>
         <w:pStyle w:val="BodyText"/>
@@ -24812,9 +25156,9 @@
         <w:t xml:space="preserve">.</w:t>
       </w:r>
     </w:p>
-    <w:bookmarkEnd w:id="66"/>
     <w:bookmarkEnd w:id="67"/>
-    <w:bookmarkStart w:id="77" w:name="references"/>
+    <w:bookmarkEnd w:id="68"/>
+    <w:bookmarkStart w:id="78" w:name="references"/>
     <w:p>
       <w:pPr>
         <w:pStyle w:val="Heading2"/>
@@ -24823,8 +25167,8 @@
         <w:t xml:space="preserve">References</w:t>
       </w:r>
     </w:p>
-    <w:bookmarkStart w:id="76" w:name="refs"/>
-    <w:bookmarkStart w:id="69" w:name="ref-CaseBerg01"/>
+    <w:bookmarkStart w:id="77" w:name="refs"/>
+    <w:bookmarkStart w:id="70" w:name="ref-CaseBerg01"/>
     <w:p>
       <w:pPr>
         <w:pStyle w:val="Bibliography"/>
@@ -24848,7 +25192,7 @@
       <w:r>
         <w:t xml:space="preserve"> </w:t>
       </w:r>
-      <w:hyperlink r:id="rId68">
+      <w:hyperlink r:id="rId69">
         <w:r>
           <w:rPr>
             <w:rStyle w:val="Hyperlink"/>
@@ -24860,8 +25204,8 @@
         <w:t xml:space="preserve">.</w:t>
       </w:r>
     </w:p>
-    <w:bookmarkEnd w:id="69"/>
-    <w:bookmarkStart w:id="71" w:name="ref-dobson4e"/>
+    <w:bookmarkEnd w:id="70"/>
+    <w:bookmarkStart w:id="72" w:name="ref-dobson4e"/>
     <w:p>
       <w:pPr>
         <w:pStyle w:val="Bibliography"/>
@@ -24885,7 +25229,7 @@
       <w:r>
         <w:t xml:space="preserve"> </w:t>
       </w:r>
-      <w:hyperlink r:id="rId70">
+      <w:hyperlink r:id="rId71">
         <w:r>
           <w:rPr>
             <w:rStyle w:val="Hyperlink"/>
@@ -24897,8 +25241,8 @@
         <w:t xml:space="preserve">.</w:t>
       </w:r>
     </w:p>
-    <w:bookmarkEnd w:id="71"/>
-    <w:bookmarkStart w:id="73" w:name="ref-gelman2013bda"/>
+    <w:bookmarkEnd w:id="72"/>
+    <w:bookmarkStart w:id="74" w:name="ref-gelman2013bda"/>
     <w:p>
       <w:pPr>
         <w:pStyle w:val="Bibliography"/>
@@ -24922,7 +25266,7 @@
       <w:r>
         <w:t xml:space="preserve"> </w:t>
       </w:r>
-      <w:hyperlink r:id="rId72">
+      <w:hyperlink r:id="rId73">
         <w:r>
           <w:rPr>
             <w:rStyle w:val="Hyperlink"/>
@@ -24934,8 +25278,8 @@
         <w:t xml:space="preserve">.</w:t>
       </w:r>
     </w:p>
-    <w:bookmarkEnd w:id="73"/>
-    <w:bookmarkStart w:id="75" w:name="ref-robert2004mcsm"/>
+    <w:bookmarkEnd w:id="74"/>
+    <w:bookmarkStart w:id="76" w:name="ref-robert2004mcsm"/>
     <w:p>
       <w:pPr>
         <w:pStyle w:val="Bibliography"/>
@@ -24959,7 +25303,7 @@
       <w:r>
         <w:t xml:space="preserve"> </w:t>
       </w:r>
-      <w:hyperlink r:id="rId74">
+      <w:hyperlink r:id="rId75">
         <w:r>
           <w:rPr>
             <w:rStyle w:val="Hyperlink"/>
@@ -24971,9 +25315,9 @@
         <w:t xml:space="preserve">.</w:t>
       </w:r>
     </w:p>
-    <w:bookmarkEnd w:id="75"/>
     <w:bookmarkEnd w:id="76"/>
     <w:bookmarkEnd w:id="77"/>
+    <w:bookmarkEnd w:id="78"/>
     <w:sectPr>
       <w:footnotePr>
         <w:numRestart w:val="eachSect"/>

--- a/pr-preview/pr-94/mcmc-handout.docx
+++ b/pr-preview/pr-94/mcmc-handout.docx
@@ -15,7 +15,7 @@
         <w:pStyle w:val="Date"/>
       </w:pPr>
       <w:r>
-        <w:t xml:space="preserve">Last modified: 2026-10-08 19:33:33 (PDT)</w:t>
+        <w:t xml:space="preserve">Last modified: 2026-10-08 19:54:47 (PDT)</w:t>
       </w:r>
     </w:p>
     <w:p>
@@ -107,7 +107,7 @@
         <w:t xml:space="preserve">(Statistical Rethinking 2026, Lecture A08).</w:t>
       </w:r>
     </w:p>
-    <w:bookmarkStart w:id="30" w:name="sec-foundations"/>
+    <w:bookmarkStart w:id="35" w:name="sec-foundations"/>
     <w:p>
       <w:pPr>
         <w:pStyle w:val="Heading2"/>
@@ -2750,7 +2750,7 @@
     </w:p>
     <w:bookmarkEnd w:id="17"/>
     <w:bookmarkEnd w:id="18"/>
-    <w:bookmarkStart w:id="29" w:name="markov-chains"/>
+    <w:bookmarkStart w:id="34" w:name="markov-chains"/>
     <w:p>
       <w:pPr>
         <w:pStyle w:val="Heading3"/>
@@ -4393,7 +4393,7 @@
       </w:r>
     </w:p>
     <w:bookmarkEnd w:id="21"/>
-    <w:bookmarkStart w:id="22" w:name="exm-ar1-chain"/>
+    <w:bookmarkStart w:id="23" w:name="exm-ar1-chain"/>
     <w:p>
       <w:pPr>
         <w:pStyle w:val="FirstParagraph"/>
@@ -4667,6 +4667,7 @@
       <w:pPr>
         <w:pStyle w:val="BodyText"/>
       </w:pPr>
+      <w:bookmarkStart w:id="22" w:name="eq-ar1-chain-exm"/>
       <m:oMathPara>
         <m:oMathParaPr>
           <m:jc m:val="center"/>
@@ -4799,8 +4800,27 @@
             </m:rPr>
             <m:t>.</m:t>
           </m:r>
+          <m:r>
+            <m:t>  </m:t>
+          </m:r>
+          <m:r>
+            <m:rPr>
+              <m:sty m:val="p"/>
+            </m:rPr>
+            <m:t>(</m:t>
+          </m:r>
+          <m:r>
+            <m:t>1</m:t>
+          </m:r>
+          <m:r>
+            <m:rPr>
+              <m:sty m:val="p"/>
+            </m:rPr>
+            <m:t>)</m:t>
+          </m:r>
         </m:oMath>
       </m:oMathPara>
+      <w:bookmarkEnd w:id="22"/>
     </w:p>
     <w:p>
       <w:pPr>
@@ -5417,8 +5437,8 @@
         <w:t xml:space="preserve">as are the states of the chains that MCMC builds for a continuous parameter.</w:t>
       </w:r>
     </w:p>
-    <w:bookmarkEnd w:id="22"/>
-    <w:bookmarkStart w:id="23" w:name="exr-ar1-stationary"/>
+    <w:bookmarkEnd w:id="23"/>
+    <w:bookmarkStart w:id="24" w:name="exr-ar1-stationary"/>
     <w:p>
       <w:pPr>
         <w:pStyle w:val="BodyText"/>
@@ -5578,8 +5598,8 @@
         <w:t xml:space="preserve">.</w:t>
       </w:r>
     </w:p>
-    <w:bookmarkEnd w:id="23"/>
-    <w:bookmarkStart w:id="27" w:name="sol-ar1-stationary"/>
+    <w:bookmarkEnd w:id="24"/>
+    <w:bookmarkStart w:id="31" w:name="sol-ar1-stationary"/>
     <w:p>
       <w:pPr>
         <w:pStyle w:val="BodyText"/>
@@ -5917,7 +5937,7 @@
       <w:r>
         <w:t xml:space="preserve"> </w:t>
       </w:r>
-      <w:hyperlink r:id="rId24">
+      <w:hyperlink r:id="rId25">
         <w:r>
           <w:rPr>
             <w:rStyle w:val="Hyperlink"/>
@@ -5939,6 +5959,7 @@
       <w:pPr>
         <w:pStyle w:val="BodyText"/>
       </w:pPr>
+      <w:bookmarkStart w:id="26" w:name="eq-ar1-stationary-exr"/>
       <m:oMathPara>
         <m:oMathParaPr>
           <m:jc m:val="center"/>
@@ -6331,8 +6352,27 @@
               </m:r>
             </m:e>
           </m:eqArr>
+          <m:r>
+            <m:t>  </m:t>
+          </m:r>
+          <m:r>
+            <m:rPr>
+              <m:sty m:val="p"/>
+            </m:rPr>
+            <m:t>(</m:t>
+          </m:r>
+          <m:r>
+            <m:t>2</m:t>
+          </m:r>
+          <m:r>
+            <m:rPr>
+              <m:sty m:val="p"/>
+            </m:rPr>
+            <m:t>)</m:t>
+          </m:r>
         </m:oMath>
       </m:oMathPara>
+      <w:bookmarkEnd w:id="26"/>
     </w:p>
     <w:p>
       <w:pPr>
@@ -6344,7 +6384,7 @@
       <w:r>
         <w:t xml:space="preserve"> </w:t>
       </w:r>
-      <w:hyperlink r:id="rId25">
+      <w:hyperlink r:id="rId27">
         <w:r>
           <w:rPr>
             <w:rStyle w:val="Hyperlink"/>
@@ -6472,7 +6512,7 @@
       <w:r>
         <w:t xml:space="preserve"> </w:t>
       </w:r>
-      <w:hyperlink r:id="rId26">
+      <w:hyperlink r:id="rId28">
         <w:r>
           <w:rPr>
             <w:rStyle w:val="Hyperlink"/>
@@ -6494,6 +6534,7 @@
       <w:pPr>
         <w:pStyle w:val="BodyText"/>
       </w:pPr>
+      <w:bookmarkStart w:id="29" w:name="eq-ar1-stationary-exr-2"/>
       <m:oMathPara>
         <m:oMathParaPr>
           <m:jc m:val="center"/>
@@ -8001,8 +8042,27 @@
               </m:r>
             </m:e>
           </m:eqArr>
+          <m:r>
+            <m:t>  </m:t>
+          </m:r>
+          <m:r>
+            <m:rPr>
+              <m:sty m:val="p"/>
+            </m:rPr>
+            <m:t>(</m:t>
+          </m:r>
+          <m:r>
+            <m:t>3</m:t>
+          </m:r>
+          <m:r>
+            <m:rPr>
+              <m:sty m:val="p"/>
+            </m:rPr>
+            <m:t>)</m:t>
+          </m:r>
         </m:oMath>
       </m:oMathPara>
+      <w:bookmarkEnd w:id="29"/>
     </w:p>
     <w:p>
       <w:pPr>
@@ -8245,6 +8305,7 @@
       <w:pPr>
         <w:pStyle w:val="BodyText"/>
       </w:pPr>
+      <w:bookmarkStart w:id="30" w:name="eq-ar1-stationary-exr-3"/>
       <m:oMathPara>
         <m:oMathParaPr>
           <m:jc m:val="center"/>
@@ -8617,8 +8678,27 @@
               </m:r>
             </m:e>
           </m:eqArr>
+          <m:r>
+            <m:t>  </m:t>
+          </m:r>
+          <m:r>
+            <m:rPr>
+              <m:sty m:val="p"/>
+            </m:rPr>
+            <m:t>(</m:t>
+          </m:r>
+          <m:r>
+            <m:t>4</m:t>
+          </m:r>
+          <m:r>
+            <m:rPr>
+              <m:sty m:val="p"/>
+            </m:rPr>
+            <m:t>)</m:t>
+          </m:r>
         </m:oMath>
       </m:oMathPara>
+      <w:bookmarkEnd w:id="30"/>
     </w:p>
     <w:p>
       <w:pPr>
@@ -9762,8 +9842,8 @@
         <w:t xml:space="preserve">#&gt;                0.05                5.07                5.26</w:t>
       </w:r>
     </w:p>
-    <w:bookmarkEnd w:id="27"/>
-    <w:bookmarkStart w:id="28" w:name="thm-ar1-stationary"/>
+    <w:bookmarkEnd w:id="31"/>
+    <w:bookmarkStart w:id="33" w:name="thm-ar1-stationary"/>
     <w:p>
       <w:pPr>
         <w:pStyle w:val="FirstParagraph"/>
@@ -9921,6 +10001,7 @@
       <w:pPr>
         <w:pStyle w:val="BodyText"/>
       </w:pPr>
+      <w:bookmarkStart w:id="32" w:name="eq-ar1-stationary"/>
       <m:oMathPara>
         <m:oMathParaPr>
           <m:jc m:val="center"/>
@@ -10005,10 +10086,29 @@
             </m:rPr>
             <m:t>.</m:t>
           </m:r>
+          <m:r>
+            <m:t>  </m:t>
+          </m:r>
+          <m:r>
+            <m:rPr>
+              <m:sty m:val="p"/>
+            </m:rPr>
+            <m:t>(</m:t>
+          </m:r>
+          <m:r>
+            <m:t>5</m:t>
+          </m:r>
+          <m:r>
+            <m:rPr>
+              <m:sty m:val="p"/>
+            </m:rPr>
+            <m:t>)</m:t>
+          </m:r>
         </m:oMath>
       </m:oMathPara>
+      <w:bookmarkEnd w:id="32"/>
     </w:p>
-    <w:bookmarkEnd w:id="28"/>
+    <w:bookmarkEnd w:id="33"/>
     <w:p>
       <w:pPr>
         <w:pStyle w:val="FirstParagraph"/>
@@ -10244,9 +10344,9 @@
         <w:t xml:space="preserve">in place of independent draws.</w:t>
       </w:r>
     </w:p>
-    <w:bookmarkEnd w:id="29"/>
-    <w:bookmarkEnd w:id="30"/>
-    <w:bookmarkStart w:id="52" w:name="sec-samplers"/>
+    <w:bookmarkEnd w:id="34"/>
+    <w:bookmarkEnd w:id="35"/>
+    <w:bookmarkStart w:id="57" w:name="sec-samplers"/>
     <w:p>
       <w:pPr>
         <w:pStyle w:val="Heading2"/>
@@ -10255,7 +10355,7 @@
         <w:t xml:space="preserve">2 MCMC samplers</w:t>
       </w:r>
     </w:p>
-    <w:bookmarkStart w:id="39" w:name="the-metropolishastings-algorithm"/>
+    <w:bookmarkStart w:id="44" w:name="the-metropolishastings-algorithm"/>
     <w:p>
       <w:pPr>
         <w:pStyle w:val="Heading3"/>
@@ -10264,7 +10364,7 @@
         <w:t xml:space="preserve">2.1 The Metropolis–Hastings algorithm</w:t>
       </w:r>
     </w:p>
-    <w:bookmarkStart w:id="31" w:name="def-proposal-distribution"/>
+    <w:bookmarkStart w:id="36" w:name="def-proposal-distribution"/>
     <w:p>
       <w:pPr>
         <w:pStyle w:val="FirstParagraph"/>
@@ -10404,8 +10504,8 @@
         <w:t xml:space="preserve">.</w:t>
       </w:r>
     </w:p>
-    <w:bookmarkEnd w:id="31"/>
-    <w:bookmarkStart w:id="32" w:name="def-symmetric-proposal"/>
+    <w:bookmarkEnd w:id="36"/>
+    <w:bookmarkStart w:id="37" w:name="def-symmetric-proposal"/>
     <w:p>
       <w:pPr>
         <w:pStyle w:val="BodyText"/>
@@ -10631,8 +10731,8 @@
         <w:t xml:space="preserve">.</w:t>
       </w:r>
     </w:p>
-    <w:bookmarkEnd w:id="32"/>
-    <w:bookmarkStart w:id="33" w:name="exm-proposal-distribution"/>
+    <w:bookmarkEnd w:id="37"/>
+    <w:bookmarkStart w:id="38" w:name="exm-proposal-distribution"/>
     <w:p>
       <w:pPr>
         <w:pStyle w:val="BodyText"/>
@@ -10936,8 +11036,8 @@
         <w:t xml:space="preserve">only through its square.</w:t>
       </w:r>
     </w:p>
-    <w:bookmarkEnd w:id="33"/>
-    <w:bookmarkStart w:id="34" w:name="def-acceptance-ratio"/>
+    <w:bookmarkEnd w:id="38"/>
+    <w:bookmarkStart w:id="39" w:name="def-acceptance-ratio"/>
     <w:p>
       <w:pPr>
         <w:pStyle w:val="BodyText"/>
@@ -11642,8 +11742,8 @@
         </m:oMath>
       </m:oMathPara>
     </w:p>
-    <w:bookmarkEnd w:id="34"/>
-    <w:bookmarkStart w:id="35" w:name="exm-acceptance-ratio"/>
+    <w:bookmarkEnd w:id="39"/>
+    <w:bookmarkStart w:id="40" w:name="exm-acceptance-ratio"/>
     <w:p>
       <w:pPr>
         <w:pStyle w:val="FirstParagraph"/>
@@ -12103,8 +12203,8 @@
         <w:t xml:space="preserve">.</w:t>
       </w:r>
     </w:p>
-    <w:bookmarkEnd w:id="35"/>
-    <w:bookmarkStart w:id="36" w:name="def-mh"/>
+    <w:bookmarkEnd w:id="40"/>
+    <w:bookmarkStart w:id="41" w:name="def-mh"/>
     <w:p>
       <w:pPr>
         <w:pStyle w:val="BodyText"/>
@@ -12769,7 +12869,7 @@
         <w:t xml:space="preserve">(reject it).</w:t>
       </w:r>
     </w:p>
-    <w:bookmarkEnd w:id="36"/>
+    <w:bookmarkEnd w:id="41"/>
     <w:p>
       <w:pPr>
         <w:pStyle w:val="FirstParagraph"/>
@@ -12974,7 +13074,7 @@
       <w:r>
         <w:t xml:space="preserve">(</w:t>
       </w:r>
-      <w:hyperlink r:id="rId37">
+      <w:hyperlink r:id="rId42">
         <w:r>
           <w:rPr>
             <w:rStyle w:val="Hyperlink"/>
@@ -13155,7 +13255,7 @@
         <w:t xml:space="preserve">.</w:t>
       </w:r>
     </w:p>
-    <w:bookmarkStart w:id="38" w:name="exm-mh-bernoulli"/>
+    <w:bookmarkStart w:id="43" w:name="exm-mh-bernoulli"/>
     <w:p>
       <w:pPr>
         <w:pStyle w:val="BodyText"/>
@@ -14827,9 +14927,9 @@
         <w:t xml:space="preserve">.</w:t>
       </w:r>
     </w:p>
-    <w:bookmarkEnd w:id="38"/>
-    <w:bookmarkEnd w:id="39"/>
-    <w:bookmarkStart w:id="47" w:name="sec-burnin"/>
+    <w:bookmarkEnd w:id="43"/>
+    <w:bookmarkEnd w:id="44"/>
+    <w:bookmarkStart w:id="52" w:name="sec-burnin"/>
     <w:p>
       <w:pPr>
         <w:pStyle w:val="Heading3"/>
@@ -14838,7 +14938,7 @@
         <w:t xml:space="preserve">2.2 Trace plots and burn-in</w:t>
       </w:r>
     </w:p>
-    <w:bookmarkStart w:id="40" w:name="def-trace-plot"/>
+    <w:bookmarkStart w:id="45" w:name="def-trace-plot"/>
     <w:p>
       <w:pPr>
         <w:pStyle w:val="FirstParagraph"/>
@@ -14879,8 +14979,8 @@
         <w:t xml:space="preserve">plots each sampled value of a parameter against its iteration number.</w:t>
       </w:r>
     </w:p>
-    <w:bookmarkEnd w:id="40"/>
-    <w:bookmarkStart w:id="41" w:name="def-burnin"/>
+    <w:bookmarkEnd w:id="45"/>
+    <w:bookmarkStart w:id="46" w:name="def-burnin"/>
     <w:p>
       <w:pPr>
         <w:pStyle w:val="BodyText"/>
@@ -14930,7 +15030,7 @@
         <w:t xml:space="preserve">.</w:t>
       </w:r>
     </w:p>
-    <w:bookmarkEnd w:id="41"/>
+    <w:bookmarkEnd w:id="46"/>
     <w:p>
       <w:pPr>
         <w:pStyle w:val="BodyText"/>
@@ -14992,7 +15092,7 @@
         <w:t xml:space="preserve">and are moving around the same region.</w:t>
       </w:r>
     </w:p>
-    <w:bookmarkStart w:id="46" w:name="exm-burnin"/>
+    <w:bookmarkStart w:id="51" w:name="exm-burnin"/>
     <w:p>
       <w:pPr>
         <w:pStyle w:val="BodyText"/>
@@ -15086,7 +15186,7 @@
       <w:tr>
         <w:tc>
           <w:tcPr/>
-          <w:bookmarkStart w:id="45" w:name="fig-mh-burnin"/>
+          <w:bookmarkStart w:id="50" w:name="fig-mh-burnin"/>
           <w:p>
             <w:pPr>
               <w:pStyle w:val="SourceCode"/>
@@ -15864,18 +15964,18 @@
                 <wp:inline>
                   <wp:extent cx="4620126" cy="3696101"/>
                   <wp:effectExtent b="0" l="0" r="0" t="0"/>
-                  <wp:docPr descr="" title="" id="43" name="Picture"/>
+                  <wp:docPr descr="" title="" id="48" name="Picture"/>
                   <a:graphic>
                     <a:graphicData uri="http://schemas.openxmlformats.org/drawingml/2006/picture">
                       <pic:pic>
                         <pic:nvPicPr>
-                          <pic:cNvPr descr="mcmc_files/figure-docx/unnamed-chunk-1-1.png" id="44" name="Picture"/>
+                          <pic:cNvPr descr="mcmc_files/figure-docx/unnamed-chunk-1-1.png" id="49" name="Picture"/>
                           <pic:cNvPicPr>
                             <a:picLocks noChangeArrowheads="1" noChangeAspect="1"/>
                           </pic:cNvPicPr>
                         </pic:nvPicPr>
                         <pic:blipFill>
-                          <a:blip r:embed="rId42"/>
+                          <a:blip r:embed="rId47"/>
                           <a:stretch>
                             <a:fillRect/>
                           </a:stretch>
@@ -15987,7 +16087,7 @@
               <w:t xml:space="preserve">.</w:t>
             </w:r>
           </w:p>
-          <w:bookmarkEnd w:id="45"/>
+          <w:bookmarkEnd w:id="50"/>
         </w:tc>
       </w:tr>
     </w:tbl>
@@ -16031,9 +16131,9 @@
         <w:t xml:space="preserve">leaves a generous margin.</w:t>
       </w:r>
     </w:p>
-    <w:bookmarkEnd w:id="46"/>
-    <w:bookmarkEnd w:id="47"/>
-    <w:bookmarkStart w:id="51" w:name="the-gibbs-sampler"/>
+    <w:bookmarkEnd w:id="51"/>
+    <w:bookmarkEnd w:id="52"/>
+    <w:bookmarkStart w:id="56" w:name="the-gibbs-sampler"/>
     <w:p>
       <w:pPr>
         <w:pStyle w:val="Heading3"/>
@@ -16042,7 +16142,7 @@
         <w:t xml:space="preserve">2.3 The Gibbs sampler</w:t>
       </w:r>
     </w:p>
-    <w:bookmarkStart w:id="48" w:name="def-full-conditional"/>
+    <w:bookmarkStart w:id="53" w:name="def-full-conditional"/>
     <w:p>
       <w:pPr>
         <w:pStyle w:val="FirstParagraph"/>
@@ -16352,8 +16452,8 @@
         <w:t xml:space="preserve">.</w:t>
       </w:r>
     </w:p>
-    <w:bookmarkEnd w:id="48"/>
-    <w:bookmarkStart w:id="49" w:name="def-gibbs-sampler"/>
+    <w:bookmarkEnd w:id="53"/>
+    <w:bookmarkStart w:id="54" w:name="def-gibbs-sampler"/>
     <w:p>
       <w:pPr>
         <w:pStyle w:val="BodyText"/>
@@ -16638,7 +16738,7 @@
         <w:t xml:space="preserve">.</w:t>
       </w:r>
     </w:p>
-    <w:bookmarkEnd w:id="49"/>
+    <w:bookmarkEnd w:id="54"/>
     <w:p>
       <w:pPr>
         <w:pStyle w:val="BodyText"/>
@@ -16733,7 +16833,7 @@
         <w:t xml:space="preserve">.</w:t>
       </w:r>
     </w:p>
-    <w:bookmarkStart w:id="50" w:name="exm-gibbs-bivariate-normal"/>
+    <w:bookmarkStart w:id="55" w:name="exm-gibbs-bivariate-normal"/>
     <w:p>
       <w:pPr>
         <w:pStyle w:val="BodyText"/>
@@ -19068,10 +19168,10 @@
         <w:t xml:space="preserve">than 2,000 independent ones.</w:t>
       </w:r>
     </w:p>
-    <w:bookmarkEnd w:id="50"/>
-    <w:bookmarkEnd w:id="51"/>
-    <w:bookmarkEnd w:id="52"/>
-    <w:bookmarkStart w:id="60" w:name="sec-diagnostics"/>
+    <w:bookmarkEnd w:id="55"/>
+    <w:bookmarkEnd w:id="56"/>
+    <w:bookmarkEnd w:id="57"/>
+    <w:bookmarkStart w:id="65" w:name="sec-diagnostics"/>
     <w:p>
       <w:pPr>
         <w:pStyle w:val="Heading2"/>
@@ -19144,7 +19244,7 @@
         <w:t xml:space="preserve">by comparing several chains started from different values.</w:t>
       </w:r>
     </w:p>
-    <w:bookmarkStart w:id="53" w:name="def-psrf"/>
+    <w:bookmarkStart w:id="58" w:name="def-psrf"/>
     <w:p>
       <w:pPr>
         <w:pStyle w:val="BodyText"/>
@@ -19841,7 +19941,7 @@
         </m:oMath>
       </m:oMathPara>
     </w:p>
-    <w:bookmarkEnd w:id="53"/>
+    <w:bookmarkEnd w:id="58"/>
     <w:p>
       <w:pPr>
         <w:pStyle w:val="FirstParagraph"/>
@@ -20266,7 +20366,7 @@
         <w:t xml:space="preserve">chains that are all stuck in the same wrong region also agree.</w:t>
       </w:r>
     </w:p>
-    <w:bookmarkStart w:id="54" w:name="exm-psrf"/>
+    <w:bookmarkStart w:id="59" w:name="exm-psrf"/>
     <w:p>
       <w:pPr>
         <w:pStyle w:val="BodyText"/>
@@ -21097,8 +21197,8 @@
         <w:t xml:space="preserve">after burn-in it is essentially 1.</w:t>
       </w:r>
     </w:p>
-    <w:bookmarkEnd w:id="54"/>
-    <w:bookmarkStart w:id="58" w:name="sec-mcmc-vs-mle"/>
+    <w:bookmarkEnd w:id="59"/>
+    <w:bookmarkStart w:id="63" w:name="sec-mcmc-vs-mle"/>
     <w:p>
       <w:pPr>
         <w:pStyle w:val="Heading3"/>
@@ -21129,7 +21229,7 @@
       <w:r>
         <w:t xml:space="preserve"> </w:t>
       </w:r>
-      <w:hyperlink r:id="rId55">
+      <w:hyperlink r:id="rId60">
         <w:r>
           <w:rPr>
             <w:rStyle w:val="Hyperlink"/>
@@ -21152,7 +21252,7 @@
       <w:r>
         <w:t xml:space="preserve"> </w:t>
       </w:r>
-      <w:hyperlink r:id="rId56">
+      <w:hyperlink r:id="rId61">
         <w:r>
           <w:rPr>
             <w:rStyle w:val="Hyperlink"/>
@@ -21202,7 +21302,7 @@
         <w:t xml:space="preserve">Comparing the two is therefore a useful check on an MCMC analysis.</w:t>
       </w:r>
     </w:p>
-    <w:bookmarkStart w:id="57" w:name="exm-mcmc-vs-mle"/>
+    <w:bookmarkStart w:id="62" w:name="exm-mcmc-vs-mle"/>
     <w:p>
       <w:pPr>
         <w:pStyle w:val="BodyText"/>
@@ -22373,7 +22473,7 @@
         <w:t xml:space="preserve">and so with the maximum likelihood estimate to about two decimal places.</w:t>
       </w:r>
     </w:p>
-    <w:bookmarkEnd w:id="57"/>
+    <w:bookmarkEnd w:id="62"/>
     <w:p>
       <w:pPr>
         <w:pStyle w:val="BodyText"/>
@@ -22406,8 +22506,8 @@
         <w:t xml:space="preserve">or a coding error in the model.</w:t>
       </w:r>
     </w:p>
-    <w:bookmarkEnd w:id="58"/>
-    <w:bookmarkStart w:id="59" w:name="sec-mcmc-parameterization"/>
+    <w:bookmarkEnd w:id="63"/>
+    <w:bookmarkStart w:id="64" w:name="sec-mcmc-parameterization"/>
     <w:p>
       <w:pPr>
         <w:pStyle w:val="Heading3"/>
@@ -22588,9 +22688,9 @@
         <w:t xml:space="preserve">they alter only the geometry the sampler must explore.</w:t>
       </w:r>
     </w:p>
-    <w:bookmarkEnd w:id="59"/>
-    <w:bookmarkEnd w:id="60"/>
-    <w:bookmarkStart w:id="68" w:name="sec-dic"/>
+    <w:bookmarkEnd w:id="64"/>
+    <w:bookmarkEnd w:id="65"/>
+    <w:bookmarkStart w:id="73" w:name="sec-dic"/>
     <w:p>
       <w:pPr>
         <w:pStyle w:val="Heading2"/>
@@ -22621,7 +22721,7 @@
       <w:r>
         <w:t xml:space="preserve"> </w:t>
       </w:r>
-      <w:hyperlink r:id="rId61">
+      <w:hyperlink r:id="rId66">
         <w:r>
           <w:rPr>
             <w:rStyle w:val="Hyperlink"/>
@@ -22657,7 +22757,7 @@
         <w:t xml:space="preserve">.</w:t>
       </w:r>
     </w:p>
-    <w:bookmarkStart w:id="62" w:name="def-bayes-deviance"/>
+    <w:bookmarkStart w:id="67" w:name="def-bayes-deviance"/>
     <w:p>
       <w:pPr>
         <w:pStyle w:val="BodyText"/>
@@ -22840,8 +22940,8 @@
         </m:oMath>
       </m:oMathPara>
     </w:p>
-    <w:bookmarkEnd w:id="62"/>
-    <w:bookmarkStart w:id="63" w:name="rem-bayes-deviance-constant"/>
+    <w:bookmarkEnd w:id="67"/>
+    <w:bookmarkStart w:id="68" w:name="rem-bayes-deviance-constant"/>
     <w:p>
       <w:pPr>
         <w:pStyle w:val="FirstParagraph"/>
@@ -22896,8 +22996,8 @@
         <w:t xml:space="preserve">so the two differ by a constant that cancels in comparisons between models of the same data.</w:t>
       </w:r>
     </w:p>
-    <w:bookmarkEnd w:id="63"/>
-    <w:bookmarkStart w:id="64" w:name="def-effective-parameters"/>
+    <w:bookmarkEnd w:id="68"/>
+    <w:bookmarkStart w:id="69" w:name="def-effective-parameters"/>
     <w:p>
       <w:pPr>
         <w:pStyle w:val="BodyText"/>
@@ -23253,8 +23353,8 @@
         </m:oMath>
       </m:oMathPara>
     </w:p>
-    <w:bookmarkEnd w:id="64"/>
-    <w:bookmarkStart w:id="65" w:name="def-dic"/>
+    <w:bookmarkEnd w:id="69"/>
+    <w:bookmarkStart w:id="70" w:name="def-dic"/>
     <w:p>
       <w:pPr>
         <w:pStyle w:val="FirstParagraph"/>
@@ -23464,7 +23564,7 @@
         <w:t xml:space="preserve">.</w:t>
       </w:r>
     </w:p>
-    <w:bookmarkEnd w:id="65"/>
+    <w:bookmarkEnd w:id="70"/>
     <w:p>
       <w:pPr>
         <w:pStyle w:val="BodyText"/>
@@ -24125,7 +24225,7 @@
         <w:t xml:space="preserve">so DIC is a by-product of an MCMC run.</w:t>
       </w:r>
     </w:p>
-    <w:bookmarkStart w:id="66" w:name="exm-dic-bernoulli"/>
+    <w:bookmarkStart w:id="71" w:name="exm-dic-bernoulli"/>
     <w:p>
       <w:pPr>
         <w:pStyle w:val="BodyText"/>
@@ -25115,8 +25215,8 @@
         <w:t xml:space="preserve">is close to 1.</w:t>
       </w:r>
     </w:p>
-    <w:bookmarkEnd w:id="66"/>
-    <w:bookmarkStart w:id="67" w:name="rem-dic-caveats"/>
+    <w:bookmarkEnd w:id="71"/>
+    <w:bookmarkStart w:id="72" w:name="rem-dic-caveats"/>
     <w:p>
       <w:pPr>
         <w:pStyle w:val="BodyText"/>
@@ -25156,9 +25256,9 @@
         <w:t xml:space="preserve">.</w:t>
       </w:r>
     </w:p>
-    <w:bookmarkEnd w:id="67"/>
-    <w:bookmarkEnd w:id="68"/>
-    <w:bookmarkStart w:id="78" w:name="references"/>
+    <w:bookmarkEnd w:id="72"/>
+    <w:bookmarkEnd w:id="73"/>
+    <w:bookmarkStart w:id="83" w:name="references"/>
     <w:p>
       <w:pPr>
         <w:pStyle w:val="Heading2"/>
@@ -25167,8 +25267,8 @@
         <w:t xml:space="preserve">References</w:t>
       </w:r>
     </w:p>
-    <w:bookmarkStart w:id="77" w:name="refs"/>
-    <w:bookmarkStart w:id="70" w:name="ref-CaseBerg01"/>
+    <w:bookmarkStart w:id="82" w:name="refs"/>
+    <w:bookmarkStart w:id="75" w:name="ref-CaseBerg01"/>
     <w:p>
       <w:pPr>
         <w:pStyle w:val="Bibliography"/>
@@ -25192,7 +25292,7 @@
       <w:r>
         <w:t xml:space="preserve"> </w:t>
       </w:r>
-      <w:hyperlink r:id="rId69">
+      <w:hyperlink r:id="rId74">
         <w:r>
           <w:rPr>
             <w:rStyle w:val="Hyperlink"/>
@@ -25204,8 +25304,8 @@
         <w:t xml:space="preserve">.</w:t>
       </w:r>
     </w:p>
-    <w:bookmarkEnd w:id="70"/>
-    <w:bookmarkStart w:id="72" w:name="ref-dobson4e"/>
+    <w:bookmarkEnd w:id="75"/>
+    <w:bookmarkStart w:id="77" w:name="ref-dobson4e"/>
     <w:p>
       <w:pPr>
         <w:pStyle w:val="Bibliography"/>
@@ -25229,7 +25329,7 @@
       <w:r>
         <w:t xml:space="preserve"> </w:t>
       </w:r>
-      <w:hyperlink r:id="rId71">
+      <w:hyperlink r:id="rId76">
         <w:r>
           <w:rPr>
             <w:rStyle w:val="Hyperlink"/>
@@ -25241,8 +25341,8 @@
         <w:t xml:space="preserve">.</w:t>
       </w:r>
     </w:p>
-    <w:bookmarkEnd w:id="72"/>
-    <w:bookmarkStart w:id="74" w:name="ref-gelman2013bda"/>
+    <w:bookmarkEnd w:id="77"/>
+    <w:bookmarkStart w:id="79" w:name="ref-gelman2013bda"/>
     <w:p>
       <w:pPr>
         <w:pStyle w:val="Bibliography"/>
@@ -25266,7 +25366,7 @@
       <w:r>
         <w:t xml:space="preserve"> </w:t>
       </w:r>
-      <w:hyperlink r:id="rId73">
+      <w:hyperlink r:id="rId78">
         <w:r>
           <w:rPr>
             <w:rStyle w:val="Hyperlink"/>
@@ -25278,8 +25378,8 @@
         <w:t xml:space="preserve">.</w:t>
       </w:r>
     </w:p>
-    <w:bookmarkEnd w:id="74"/>
-    <w:bookmarkStart w:id="76" w:name="ref-robert2004mcsm"/>
+    <w:bookmarkEnd w:id="79"/>
+    <w:bookmarkStart w:id="81" w:name="ref-robert2004mcsm"/>
     <w:p>
       <w:pPr>
         <w:pStyle w:val="Bibliography"/>
@@ -25303,7 +25403,7 @@
       <w:r>
         <w:t xml:space="preserve"> </w:t>
       </w:r>
-      <w:hyperlink r:id="rId75">
+      <w:hyperlink r:id="rId80">
         <w:r>
           <w:rPr>
             <w:rStyle w:val="Hyperlink"/>
@@ -25315,9 +25415,9 @@
         <w:t xml:space="preserve">.</w:t>
       </w:r>
     </w:p>
-    <w:bookmarkEnd w:id="76"/>
-    <w:bookmarkEnd w:id="77"/>
-    <w:bookmarkEnd w:id="78"/>
+    <w:bookmarkEnd w:id="81"/>
+    <w:bookmarkEnd w:id="82"/>
+    <w:bookmarkEnd w:id="83"/>
     <w:sectPr>
       <w:footnotePr>
         <w:numRestart w:val="eachSect"/>

--- a/pr-preview/pr-94/mcmc-handout.docx
+++ b/pr-preview/pr-94/mcmc-handout.docx
@@ -15,7 +15,7 @@
         <w:pStyle w:val="Date"/>
       </w:pPr>
       <w:r>
-        <w:t xml:space="preserve">Last modified: 2026-10-08 19:54:47 (PDT)</w:t>
+        <w:t xml:space="preserve">Last modified: 2026-10-09 01:53:04 (PDT)</w:t>
       </w:r>
     </w:p>
     <w:p>
@@ -107,7 +107,7 @@
         <w:t xml:space="preserve">(Statistical Rethinking 2026, Lecture A08).</w:t>
       </w:r>
     </w:p>
-    <w:bookmarkStart w:id="35" w:name="sec-foundations"/>
+    <w:bookmarkStart w:id="38" w:name="sec-foundations"/>
     <w:p>
       <w:pPr>
         <w:pStyle w:val="Heading2"/>
@@ -2750,7 +2750,7 @@
     </w:p>
     <w:bookmarkEnd w:id="17"/>
     <w:bookmarkEnd w:id="18"/>
-    <w:bookmarkStart w:id="34" w:name="markov-chains"/>
+    <w:bookmarkStart w:id="37" w:name="markov-chains"/>
     <w:p>
       <w:pPr>
         <w:pStyle w:val="Heading3"/>
@@ -5434,7 +5434,19 @@
         <w:t xml:space="preserve"> </w:t>
       </w:r>
       <w:r>
-        <w:t xml:space="preserve">as are the states of the chains that MCMC builds for a continuous parameter.</w:t>
+        <w:t xml:space="preserve">so it has a continuous state space,</w:t>
+      </w:r>
+      <w:r>
+        <w:t xml:space="preserve"> </w:t>
+      </w:r>
+      <w:r>
+        <w:t xml:space="preserve">like the chains that MCMC builds for a continuous parameter,</w:t>
+      </w:r>
+      <w:r>
+        <w:t xml:space="preserve"> </w:t>
+      </w:r>
+      <w:r>
+        <w:t xml:space="preserve">whose values lie in the parameter space.</w:t>
       </w:r>
     </w:p>
     <w:bookmarkEnd w:id="23"/>
@@ -5599,7 +5611,7 @@
       </w:r>
     </w:p>
     <w:bookmarkEnd w:id="24"/>
-    <w:bookmarkStart w:id="31" w:name="sol-ar1-stationary"/>
+    <w:bookmarkStart w:id="34" w:name="sol-ar1-stationary"/>
     <w:p>
       <w:pPr>
         <w:pStyle w:val="BodyText"/>
@@ -9842,11 +9854,136 @@
         <w:t xml:space="preserve">#&gt;                0.05                5.07                5.26</w:t>
       </w:r>
     </w:p>
-    <w:bookmarkEnd w:id="31"/>
-    <w:bookmarkStart w:id="33" w:name="thm-ar1-stationary"/>
+    <w:tbl>
+      <w:tblPr>
+        <w:tblStyle w:val="Table"/>
+        <w:tblLook w:firstRow="0" w:lastRow="0" w:firstColumn="0" w:lastColumn="0" w:noHBand="0" w:noVBand="0" w:val="0000"/>
+        <w:tblBorders>
+          <w:top w:val="single" w:sz="4" w:space="0" w:color="0758E5"/>
+          <w:left w:val="single" w:sz="24" w:space="0" w:color="0758E5"/>
+          <w:bottom w:val="single" w:sz="4" w:space="0" w:color="0758E5"/>
+          <w:right w:val="single" w:sz="4" w:space="0" w:color="0758E5"/>
+        </w:tblBorders>
+        <w:tblCellMar>
+          <w:left w:w="144" w:type="dxa"/>
+          <w:right w:w="144" w:type="dxa"/>
+        </w:tblCellMar>
+        <w:tblLook w:firstRow="0" w:lastRow="0" w:firstColumn="0" w:lastColumn="0" w:noHBand="0" w:noVBand="0" w:val="0000"/>
+      </w:tblPr>
+      <w:tr>
+        <w:trPr>
+          <w:cantSplit/>
+        </w:trPr>
+        <w:tc>
+          <w:tcPr>
+            <w:shd w:color="auto" w:fill="dae6fb" w:val="clear"/>
+            <w:tcMar>
+              <w:top w:w="92" w:type="dxa"/>
+              <w:bottom w:w="92" w:type="dxa"/>
+            </w:tcMar>
+          </w:tcPr>
+          <w:p>
+            <w:pPr>
+              <w:pStyle w:val="FirstParagraph"/>
+            </w:pPr>
+            <w:pPr>
+              <w:spacing w:before="0" w:after="0"/>
+              <w:textAlignment w:val="center"/>
+            </w:pPr>
+            <w:r>
+              <w:drawing>
+                <wp:inline>
+                  <wp:extent cx="152400" cy="152400"/>
+                  <wp:effectExtent b="0" l="0" r="0" t="0"/>
+                  <wp:docPr descr="" title="" id="32" name="Picture"/>
+                  <a:graphic>
+                    <a:graphicData uri="http://schemas.openxmlformats.org/drawingml/2006/picture">
+                      <pic:pic>
+                        <pic:nvPicPr>
+                          <pic:cNvPr descr="/opt/quarto/share/formats/docx/note.png" id="33" name="Picture"/>
+                          <pic:cNvPicPr>
+                            <a:picLocks noChangeArrowheads="1" noChangeAspect="1"/>
+                          </pic:cNvPicPr>
+                        </pic:nvPicPr>
+                        <pic:blipFill>
+                          <a:blip r:embed="rId31"/>
+                          <a:stretch>
+                            <a:fillRect/>
+                          </a:stretch>
+                        </pic:blipFill>
+                        <pic:spPr bwMode="auto">
+                          <a:xfrm>
+                            <a:off x="0" y="0"/>
+                            <a:ext cx="152400" cy="152400"/>
+                          </a:xfrm>
+                          <a:prstGeom prst="rect">
+                            <a:avLst/>
+                          </a:prstGeom>
+                          <a:noFill/>
+                          <a:ln w="9525">
+                            <a:noFill/>
+                            <a:headEnd/>
+                            <a:tailEnd/>
+                          </a:ln>
+                        </pic:spPr>
+                      </pic:pic>
+                    </a:graphicData>
+                  </a:graphic>
+                </wp:inline>
+              </w:drawing>
+            </w:r>
+            <w:r>
+              <w:t xml:space="preserve"> </w:t>
+            </w:r>
+            <w:r>
+              <w:t xml:space="preserve"> </w:t>
+            </w:r>
+            <w:r>
+              <w:t xml:space="preserve">Source</w:t>
+            </w:r>
+          </w:p>
+        </w:tc>
+      </w:tr>
+      <w:tr>
+        <w:trPr>
+          <w:cantSplit/>
+        </w:trPr>
+        <w:tc>
+          <w:tcPr>
+            <w:tcMar>
+              <w:top w:w="108" w:type="dxa"/>
+              <w:bottom w:w="108" w:type="dxa"/>
+            </w:tcMar>
+          </w:tcPr>
+          <w:p>
+            <w:pPr>
+              <w:pStyle w:val="BodyText"/>
+            </w:pPr>
+            <w:pPr>
+              <w:spacing w:before="16" w:after="16"/>
+            </w:pPr>
+            <w:r>
+              <w:t xml:space="preserve">That a linear combination of independent normal random variables is normal is</w:t>
+            </w:r>
+            <w:r>
+              <w:t xml:space="preserve"> </w:t>
+            </w:r>
+            <w:r>
+              <w:t xml:space="preserve">Casella and Berger (2002, Corollary 4.6.10)</w:t>
+            </w:r>
+            <w:r>
+              <w:t xml:space="preserve">.</w:t>
+            </w:r>
+          </w:p>
+          <w:p/>
+        </w:tc>
+      </w:tr>
+    </w:tbl>
+    <w:bookmarkEnd w:id="34"/>
+    <w:bookmarkStart w:id="36" w:name="thm-ar1-stationary"/>
     <w:p>
       <w:pPr>
-        <w:pStyle w:val="FirstParagraph"/>
+        <w:pStyle w:val="BodyText"/>
       </w:pPr>
       <w:r>
         <w:rPr>
@@ -10001,7 +10138,7 @@
       <w:pPr>
         <w:pStyle w:val="BodyText"/>
       </w:pPr>
-      <w:bookmarkStart w:id="32" w:name="eq-ar1-stationary"/>
+      <w:bookmarkStart w:id="35" w:name="eq-ar1-stationary"/>
       <m:oMathPara>
         <m:oMathParaPr>
           <m:jc m:val="center"/>
@@ -10106,9 +10243,9 @@
           </m:r>
         </m:oMath>
       </m:oMathPara>
-      <w:bookmarkEnd w:id="32"/>
+      <w:bookmarkEnd w:id="35"/>
     </w:p>
-    <w:bookmarkEnd w:id="33"/>
+    <w:bookmarkEnd w:id="36"/>
     <w:p>
       <w:pPr>
         <w:pStyle w:val="FirstParagraph"/>
@@ -10344,9 +10481,9 @@
         <w:t xml:space="preserve">in place of independent draws.</w:t>
       </w:r>
     </w:p>
-    <w:bookmarkEnd w:id="34"/>
-    <w:bookmarkEnd w:id="35"/>
-    <w:bookmarkStart w:id="57" w:name="sec-samplers"/>
+    <w:bookmarkEnd w:id="37"/>
+    <w:bookmarkEnd w:id="38"/>
+    <w:bookmarkStart w:id="60" w:name="sec-samplers"/>
     <w:p>
       <w:pPr>
         <w:pStyle w:val="Heading2"/>
@@ -10355,7 +10492,7 @@
         <w:t xml:space="preserve">2 MCMC samplers</w:t>
       </w:r>
     </w:p>
-    <w:bookmarkStart w:id="44" w:name="the-metropolishastings-algorithm"/>
+    <w:bookmarkStart w:id="47" w:name="the-metropolishastings-algorithm"/>
     <w:p>
       <w:pPr>
         <w:pStyle w:val="Heading3"/>
@@ -10364,7 +10501,7 @@
         <w:t xml:space="preserve">2.1 The Metropolis–Hastings algorithm</w:t>
       </w:r>
     </w:p>
-    <w:bookmarkStart w:id="36" w:name="def-proposal-distribution"/>
+    <w:bookmarkStart w:id="39" w:name="def-proposal-distribution"/>
     <w:p>
       <w:pPr>
         <w:pStyle w:val="FirstParagraph"/>
@@ -10504,8 +10641,8 @@
         <w:t xml:space="preserve">.</w:t>
       </w:r>
     </w:p>
-    <w:bookmarkEnd w:id="36"/>
-    <w:bookmarkStart w:id="37" w:name="def-symmetric-proposal"/>
+    <w:bookmarkEnd w:id="39"/>
+    <w:bookmarkStart w:id="40" w:name="def-symmetric-proposal"/>
     <w:p>
       <w:pPr>
         <w:pStyle w:val="BodyText"/>
@@ -10731,8 +10868,8 @@
         <w:t xml:space="preserve">.</w:t>
       </w:r>
     </w:p>
-    <w:bookmarkEnd w:id="37"/>
-    <w:bookmarkStart w:id="38" w:name="exm-proposal-distribution"/>
+    <w:bookmarkEnd w:id="40"/>
+    <w:bookmarkStart w:id="41" w:name="exm-proposal-distribution"/>
     <w:p>
       <w:pPr>
         <w:pStyle w:val="BodyText"/>
@@ -11036,8 +11173,8 @@
         <w:t xml:space="preserve">only through its square.</w:t>
       </w:r>
     </w:p>
-    <w:bookmarkEnd w:id="38"/>
-    <w:bookmarkStart w:id="39" w:name="def-acceptance-ratio"/>
+    <w:bookmarkEnd w:id="41"/>
+    <w:bookmarkStart w:id="42" w:name="def-acceptance-ratio"/>
     <w:p>
       <w:pPr>
         <w:pStyle w:val="BodyText"/>
@@ -11742,8 +11879,8 @@
         </m:oMath>
       </m:oMathPara>
     </w:p>
-    <w:bookmarkEnd w:id="39"/>
-    <w:bookmarkStart w:id="40" w:name="exm-acceptance-ratio"/>
+    <w:bookmarkEnd w:id="42"/>
+    <w:bookmarkStart w:id="43" w:name="exm-acceptance-ratio"/>
     <w:p>
       <w:pPr>
         <w:pStyle w:val="FirstParagraph"/>
@@ -12203,8 +12340,8 @@
         <w:t xml:space="preserve">.</w:t>
       </w:r>
     </w:p>
-    <w:bookmarkEnd w:id="40"/>
-    <w:bookmarkStart w:id="41" w:name="def-mh"/>
+    <w:bookmarkEnd w:id="43"/>
+    <w:bookmarkStart w:id="44" w:name="def-mh"/>
     <w:p>
       <w:pPr>
         <w:pStyle w:val="BodyText"/>
@@ -12869,7 +13006,7 @@
         <w:t xml:space="preserve">(reject it).</w:t>
       </w:r>
     </w:p>
-    <w:bookmarkEnd w:id="41"/>
+    <w:bookmarkEnd w:id="44"/>
     <w:p>
       <w:pPr>
         <w:pStyle w:val="FirstParagraph"/>
@@ -13074,7 +13211,7 @@
       <w:r>
         <w:t xml:space="preserve">(</w:t>
       </w:r>
-      <w:hyperlink r:id="rId42">
+      <w:hyperlink r:id="rId45">
         <w:r>
           <w:rPr>
             <w:rStyle w:val="Hyperlink"/>
@@ -13255,7 +13392,7 @@
         <w:t xml:space="preserve">.</w:t>
       </w:r>
     </w:p>
-    <w:bookmarkStart w:id="43" w:name="exm-mh-bernoulli"/>
+    <w:bookmarkStart w:id="46" w:name="exm-mh-bernoulli"/>
     <w:p>
       <w:pPr>
         <w:pStyle w:val="BodyText"/>
@@ -14927,9 +15064,9 @@
         <w:t xml:space="preserve">.</w:t>
       </w:r>
     </w:p>
-    <w:bookmarkEnd w:id="43"/>
-    <w:bookmarkEnd w:id="44"/>
-    <w:bookmarkStart w:id="52" w:name="sec-burnin"/>
+    <w:bookmarkEnd w:id="46"/>
+    <w:bookmarkEnd w:id="47"/>
+    <w:bookmarkStart w:id="55" w:name="sec-burnin"/>
     <w:p>
       <w:pPr>
         <w:pStyle w:val="Heading3"/>
@@ -14938,7 +15075,7 @@
         <w:t xml:space="preserve">2.2 Trace plots and burn-in</w:t>
       </w:r>
     </w:p>
-    <w:bookmarkStart w:id="45" w:name="def-trace-plot"/>
+    <w:bookmarkStart w:id="48" w:name="def-trace-plot"/>
     <w:p>
       <w:pPr>
         <w:pStyle w:val="FirstParagraph"/>
@@ -14979,8 +15116,8 @@
         <w:t xml:space="preserve">plots each sampled value of a parameter against its iteration number.</w:t>
       </w:r>
     </w:p>
-    <w:bookmarkEnd w:id="45"/>
-    <w:bookmarkStart w:id="46" w:name="def-burnin"/>
+    <w:bookmarkEnd w:id="48"/>
+    <w:bookmarkStart w:id="49" w:name="def-burnin"/>
     <w:p>
       <w:pPr>
         <w:pStyle w:val="BodyText"/>
@@ -15030,7 +15167,7 @@
         <w:t xml:space="preserve">.</w:t>
       </w:r>
     </w:p>
-    <w:bookmarkEnd w:id="46"/>
+    <w:bookmarkEnd w:id="49"/>
     <w:p>
       <w:pPr>
         <w:pStyle w:val="BodyText"/>
@@ -15092,7 +15229,7 @@
         <w:t xml:space="preserve">and are moving around the same region.</w:t>
       </w:r>
     </w:p>
-    <w:bookmarkStart w:id="51" w:name="exm-burnin"/>
+    <w:bookmarkStart w:id="54" w:name="exm-burnin"/>
     <w:p>
       <w:pPr>
         <w:pStyle w:val="BodyText"/>
@@ -15186,7 +15323,7 @@
       <w:tr>
         <w:tc>
           <w:tcPr/>
-          <w:bookmarkStart w:id="50" w:name="fig-mh-burnin"/>
+          <w:bookmarkStart w:id="53" w:name="fig-mh-burnin"/>
           <w:p>
             <w:pPr>
               <w:pStyle w:val="SourceCode"/>
@@ -15964,18 +16101,18 @@
                 <wp:inline>
                   <wp:extent cx="4620126" cy="3696101"/>
                   <wp:effectExtent b="0" l="0" r="0" t="0"/>
-                  <wp:docPr descr="" title="" id="48" name="Picture"/>
+                  <wp:docPr descr="" title="" id="51" name="Picture"/>
                   <a:graphic>
                     <a:graphicData uri="http://schemas.openxmlformats.org/drawingml/2006/picture">
                       <pic:pic>
                         <pic:nvPicPr>
-                          <pic:cNvPr descr="mcmc_files/figure-docx/unnamed-chunk-1-1.png" id="49" name="Picture"/>
+                          <pic:cNvPr descr="mcmc_files/figure-docx/unnamed-chunk-1-1.png" id="52" name="Picture"/>
                           <pic:cNvPicPr>
                             <a:picLocks noChangeArrowheads="1" noChangeAspect="1"/>
                           </pic:cNvPicPr>
                         </pic:nvPicPr>
                         <pic:blipFill>
-                          <a:blip r:embed="rId47"/>
+                          <a:blip r:embed="rId50"/>
                           <a:stretch>
                             <a:fillRect/>
                           </a:stretch>
@@ -16087,7 +16224,7 @@
               <w:t xml:space="preserve">.</w:t>
             </w:r>
           </w:p>
-          <w:bookmarkEnd w:id="50"/>
+          <w:bookmarkEnd w:id="53"/>
         </w:tc>
       </w:tr>
     </w:tbl>
@@ -16131,9 +16268,9 @@
         <w:t xml:space="preserve">leaves a generous margin.</w:t>
       </w:r>
     </w:p>
-    <w:bookmarkEnd w:id="51"/>
-    <w:bookmarkEnd w:id="52"/>
-    <w:bookmarkStart w:id="56" w:name="the-gibbs-sampler"/>
+    <w:bookmarkEnd w:id="54"/>
+    <w:bookmarkEnd w:id="55"/>
+    <w:bookmarkStart w:id="59" w:name="the-gibbs-sampler"/>
     <w:p>
       <w:pPr>
         <w:pStyle w:val="Heading3"/>
@@ -16142,7 +16279,7 @@
         <w:t xml:space="preserve">2.3 The Gibbs sampler</w:t>
       </w:r>
     </w:p>
-    <w:bookmarkStart w:id="53" w:name="def-full-conditional"/>
+    <w:bookmarkStart w:id="56" w:name="def-full-conditional"/>
     <w:p>
       <w:pPr>
         <w:pStyle w:val="FirstParagraph"/>
@@ -16452,8 +16589,8 @@
         <w:t xml:space="preserve">.</w:t>
       </w:r>
     </w:p>
-    <w:bookmarkEnd w:id="53"/>
-    <w:bookmarkStart w:id="54" w:name="def-gibbs-sampler"/>
+    <w:bookmarkEnd w:id="56"/>
+    <w:bookmarkStart w:id="57" w:name="def-gibbs-sampler"/>
     <w:p>
       <w:pPr>
         <w:pStyle w:val="BodyText"/>
@@ -16738,7 +16875,7 @@
         <w:t xml:space="preserve">.</w:t>
       </w:r>
     </w:p>
-    <w:bookmarkEnd w:id="54"/>
+    <w:bookmarkEnd w:id="57"/>
     <w:p>
       <w:pPr>
         <w:pStyle w:val="BodyText"/>
@@ -16833,7 +16970,7 @@
         <w:t xml:space="preserve">.</w:t>
       </w:r>
     </w:p>
-    <w:bookmarkStart w:id="55" w:name="exm-gibbs-bivariate-normal"/>
+    <w:bookmarkStart w:id="58" w:name="exm-gibbs-bivariate-normal"/>
     <w:p>
       <w:pPr>
         <w:pStyle w:val="BodyText"/>
@@ -19168,10 +19305,10 @@
         <w:t xml:space="preserve">than 2,000 independent ones.</w:t>
       </w:r>
     </w:p>
-    <w:bookmarkEnd w:id="55"/>
-    <w:bookmarkEnd w:id="56"/>
-    <w:bookmarkEnd w:id="57"/>
-    <w:bookmarkStart w:id="65" w:name="sec-diagnostics"/>
+    <w:bookmarkEnd w:id="58"/>
+    <w:bookmarkEnd w:id="59"/>
+    <w:bookmarkEnd w:id="60"/>
+    <w:bookmarkStart w:id="68" w:name="sec-diagnostics"/>
     <w:p>
       <w:pPr>
         <w:pStyle w:val="Heading2"/>
@@ -19244,7 +19381,7 @@
         <w:t xml:space="preserve">by comparing several chains started from different values.</w:t>
       </w:r>
     </w:p>
-    <w:bookmarkStart w:id="58" w:name="def-psrf"/>
+    <w:bookmarkStart w:id="61" w:name="def-psrf"/>
     <w:p>
       <w:pPr>
         <w:pStyle w:val="BodyText"/>
@@ -19941,7 +20078,7 @@
         </m:oMath>
       </m:oMathPara>
     </w:p>
-    <w:bookmarkEnd w:id="58"/>
+    <w:bookmarkEnd w:id="61"/>
     <w:p>
       <w:pPr>
         <w:pStyle w:val="FirstParagraph"/>
@@ -20366,7 +20503,7 @@
         <w:t xml:space="preserve">chains that are all stuck in the same wrong region also agree.</w:t>
       </w:r>
     </w:p>
-    <w:bookmarkStart w:id="59" w:name="exm-psrf"/>
+    <w:bookmarkStart w:id="62" w:name="exm-psrf"/>
     <w:p>
       <w:pPr>
         <w:pStyle w:val="BodyText"/>
@@ -21197,8 +21334,8 @@
         <w:t xml:space="preserve">after burn-in it is essentially 1.</w:t>
       </w:r>
     </w:p>
-    <w:bookmarkEnd w:id="59"/>
-    <w:bookmarkStart w:id="63" w:name="sec-mcmc-vs-mle"/>
+    <w:bookmarkEnd w:id="62"/>
+    <w:bookmarkStart w:id="66" w:name="sec-mcmc-vs-mle"/>
     <w:p>
       <w:pPr>
         <w:pStyle w:val="Heading3"/>
@@ -21229,7 +21366,7 @@
       <w:r>
         <w:t xml:space="preserve"> </w:t>
       </w:r>
-      <w:hyperlink r:id="rId60">
+      <w:hyperlink r:id="rId63">
         <w:r>
           <w:rPr>
             <w:rStyle w:val="Hyperlink"/>
@@ -21252,7 +21389,7 @@
       <w:r>
         <w:t xml:space="preserve"> </w:t>
       </w:r>
-      <w:hyperlink r:id="rId61">
+      <w:hyperlink r:id="rId64">
         <w:r>
           <w:rPr>
             <w:rStyle w:val="Hyperlink"/>
@@ -21302,7 +21439,7 @@
         <w:t xml:space="preserve">Comparing the two is therefore a useful check on an MCMC analysis.</w:t>
       </w:r>
     </w:p>
-    <w:bookmarkStart w:id="62" w:name="exm-mcmc-vs-mle"/>
+    <w:bookmarkStart w:id="65" w:name="exm-mcmc-vs-mle"/>
     <w:p>
       <w:pPr>
         <w:pStyle w:val="BodyText"/>
@@ -22473,7 +22610,7 @@
         <w:t xml:space="preserve">and so with the maximum likelihood estimate to about two decimal places.</w:t>
       </w:r>
     </w:p>
-    <w:bookmarkEnd w:id="62"/>
+    <w:bookmarkEnd w:id="65"/>
     <w:p>
       <w:pPr>
         <w:pStyle w:val="BodyText"/>
@@ -22506,8 +22643,8 @@
         <w:t xml:space="preserve">or a coding error in the model.</w:t>
       </w:r>
     </w:p>
-    <w:bookmarkEnd w:id="63"/>
-    <w:bookmarkStart w:id="64" w:name="sec-mcmc-parameterization"/>
+    <w:bookmarkEnd w:id="66"/>
+    <w:bookmarkStart w:id="67" w:name="sec-mcmc-parameterization"/>
     <w:p>
       <w:pPr>
         <w:pStyle w:val="Heading3"/>
@@ -22688,9 +22825,9 @@
         <w:t xml:space="preserve">they alter only the geometry the sampler must explore.</w:t>
       </w:r>
     </w:p>
-    <w:bookmarkEnd w:id="64"/>
-    <w:bookmarkEnd w:id="65"/>
-    <w:bookmarkStart w:id="73" w:name="sec-dic"/>
+    <w:bookmarkEnd w:id="67"/>
+    <w:bookmarkEnd w:id="68"/>
+    <w:bookmarkStart w:id="76" w:name="sec-dic"/>
     <w:p>
       <w:pPr>
         <w:pStyle w:val="Heading2"/>
@@ -22721,7 +22858,7 @@
       <w:r>
         <w:t xml:space="preserve"> </w:t>
       </w:r>
-      <w:hyperlink r:id="rId66">
+      <w:hyperlink r:id="rId69">
         <w:r>
           <w:rPr>
             <w:rStyle w:val="Hyperlink"/>
@@ -22757,7 +22894,7 @@
         <w:t xml:space="preserve">.</w:t>
       </w:r>
     </w:p>
-    <w:bookmarkStart w:id="67" w:name="def-bayes-deviance"/>
+    <w:bookmarkStart w:id="70" w:name="def-bayes-deviance"/>
     <w:p>
       <w:pPr>
         <w:pStyle w:val="BodyText"/>
@@ -22940,8 +23077,8 @@
         </m:oMath>
       </m:oMathPara>
     </w:p>
-    <w:bookmarkEnd w:id="67"/>
-    <w:bookmarkStart w:id="68" w:name="rem-bayes-deviance-constant"/>
+    <w:bookmarkEnd w:id="70"/>
+    <w:bookmarkStart w:id="71" w:name="rem-bayes-deviance-constant"/>
     <w:p>
       <w:pPr>
         <w:pStyle w:val="FirstParagraph"/>
@@ -22996,8 +23133,8 @@
         <w:t xml:space="preserve">so the two differ by a constant that cancels in comparisons between models of the same data.</w:t>
       </w:r>
     </w:p>
-    <w:bookmarkEnd w:id="68"/>
-    <w:bookmarkStart w:id="69" w:name="def-effective-parameters"/>
+    <w:bookmarkEnd w:id="71"/>
+    <w:bookmarkStart w:id="72" w:name="def-effective-parameters"/>
     <w:p>
       <w:pPr>
         <w:pStyle w:val="BodyText"/>
@@ -23353,8 +23490,8 @@
         </m:oMath>
       </m:oMathPara>
     </w:p>
-    <w:bookmarkEnd w:id="69"/>
-    <w:bookmarkStart w:id="70" w:name="def-dic"/>
+    <w:bookmarkEnd w:id="72"/>
+    <w:bookmarkStart w:id="73" w:name="def-dic"/>
     <w:p>
       <w:pPr>
         <w:pStyle w:val="FirstParagraph"/>
@@ -23564,7 +23701,7 @@
         <w:t xml:space="preserve">.</w:t>
       </w:r>
     </w:p>
-    <w:bookmarkEnd w:id="70"/>
+    <w:bookmarkEnd w:id="73"/>
     <w:p>
       <w:pPr>
         <w:pStyle w:val="BodyText"/>
@@ -24225,7 +24362,7 @@
         <w:t xml:space="preserve">so DIC is a by-product of an MCMC run.</w:t>
       </w:r>
     </w:p>
-    <w:bookmarkStart w:id="71" w:name="exm-dic-bernoulli"/>
+    <w:bookmarkStart w:id="74" w:name="exm-dic-bernoulli"/>
     <w:p>
       <w:pPr>
         <w:pStyle w:val="BodyText"/>
@@ -25215,8 +25352,8 @@
         <w:t xml:space="preserve">is close to 1.</w:t>
       </w:r>
     </w:p>
-    <w:bookmarkEnd w:id="71"/>
-    <w:bookmarkStart w:id="72" w:name="rem-dic-caveats"/>
+    <w:bookmarkEnd w:id="74"/>
+    <w:bookmarkStart w:id="75" w:name="rem-dic-caveats"/>
     <w:p>
       <w:pPr>
         <w:pStyle w:val="BodyText"/>
@@ -25256,9 +25393,9 @@
         <w:t xml:space="preserve">.</w:t>
       </w:r>
     </w:p>
-    <w:bookmarkEnd w:id="72"/>
-    <w:bookmarkEnd w:id="73"/>
-    <w:bookmarkStart w:id="83" w:name="references"/>
+    <w:bookmarkEnd w:id="75"/>
+    <w:bookmarkEnd w:id="76"/>
+    <w:bookmarkStart w:id="86" w:name="references"/>
     <w:p>
       <w:pPr>
         <w:pStyle w:val="Heading2"/>
@@ -25267,8 +25404,8 @@
         <w:t xml:space="preserve">References</w:t>
       </w:r>
     </w:p>
-    <w:bookmarkStart w:id="82" w:name="refs"/>
-    <w:bookmarkStart w:id="75" w:name="ref-CaseBerg01"/>
+    <w:bookmarkStart w:id="85" w:name="refs"/>
+    <w:bookmarkStart w:id="78" w:name="ref-CaseBerg01"/>
     <w:p>
       <w:pPr>
         <w:pStyle w:val="Bibliography"/>
@@ -25292,7 +25429,7 @@
       <w:r>
         <w:t xml:space="preserve"> </w:t>
       </w:r>
-      <w:hyperlink r:id="rId74">
+      <w:hyperlink r:id="rId77">
         <w:r>
           <w:rPr>
             <w:rStyle w:val="Hyperlink"/>
@@ -25304,8 +25441,8 @@
         <w:t xml:space="preserve">.</w:t>
       </w:r>
     </w:p>
-    <w:bookmarkEnd w:id="75"/>
-    <w:bookmarkStart w:id="77" w:name="ref-dobson4e"/>
+    <w:bookmarkEnd w:id="78"/>
+    <w:bookmarkStart w:id="80" w:name="ref-dobson4e"/>
     <w:p>
       <w:pPr>
         <w:pStyle w:val="Bibliography"/>
@@ -25329,7 +25466,7 @@
       <w:r>
         <w:t xml:space="preserve"> </w:t>
       </w:r>
-      <w:hyperlink r:id="rId76">
+      <w:hyperlink r:id="rId79">
         <w:r>
           <w:rPr>
             <w:rStyle w:val="Hyperlink"/>
@@ -25341,8 +25478,8 @@
         <w:t xml:space="preserve">.</w:t>
       </w:r>
     </w:p>
-    <w:bookmarkEnd w:id="77"/>
-    <w:bookmarkStart w:id="79" w:name="ref-gelman2013bda"/>
+    <w:bookmarkEnd w:id="80"/>
+    <w:bookmarkStart w:id="82" w:name="ref-gelman2013bda"/>
     <w:p>
       <w:pPr>
         <w:pStyle w:val="Bibliography"/>
@@ -25366,7 +25503,7 @@
       <w:r>
         <w:t xml:space="preserve"> </w:t>
       </w:r>
-      <w:hyperlink r:id="rId78">
+      <w:hyperlink r:id="rId81">
         <w:r>
           <w:rPr>
             <w:rStyle w:val="Hyperlink"/>
@@ -25378,8 +25515,8 @@
         <w:t xml:space="preserve">.</w:t>
       </w:r>
     </w:p>
-    <w:bookmarkEnd w:id="79"/>
-    <w:bookmarkStart w:id="81" w:name="ref-robert2004mcsm"/>
+    <w:bookmarkEnd w:id="82"/>
+    <w:bookmarkStart w:id="84" w:name="ref-robert2004mcsm"/>
     <w:p>
       <w:pPr>
         <w:pStyle w:val="Bibliography"/>
@@ -25403,7 +25540,7 @@
       <w:r>
         <w:t xml:space="preserve"> </w:t>
       </w:r>
-      <w:hyperlink r:id="rId80">
+      <w:hyperlink r:id="rId83">
         <w:r>
           <w:rPr>
             <w:rStyle w:val="Hyperlink"/>
@@ -25415,9 +25552,9 @@
         <w:t xml:space="preserve">.</w:t>
       </w:r>
     </w:p>
-    <w:bookmarkEnd w:id="81"/>
-    <w:bookmarkEnd w:id="82"/>
-    <w:bookmarkEnd w:id="83"/>
+    <w:bookmarkEnd w:id="84"/>
+    <w:bookmarkEnd w:id="85"/>
+    <w:bookmarkEnd w:id="86"/>
     <w:sectPr>
       <w:footnotePr>
         <w:numRestart w:val="eachSect"/>
